--- a/Kunal Sharma Resume.docx
+++ b/Kunal Sharma Resume.docx
@@ -26,12 +26,7 @@
         </w:pBdr>
       </w:pPr>
       <w:r>
-        <w:rPr>
-          <w:rFonts w:ascii="Garamond" w:eastAsia="Garamond" w:hAnsi="Garamond" w:cs="Garamond"/>
-          <w:sz w:val="22"/>
-          <w:szCs w:val="22"/>
-        </w:rPr>
-        <w:t>kunalsharma11stu@gmail.com  |  (234) 817-3594  |  Dallas, TX  |  linkedin.com/in/kunalsharma2512/</w:t>
+        <w:t>kunalsharma11stu@gmail.com  |  Dallas, TX  |  linkedin.com/in/kunalsharma2512/</w:t>
       </w:r>
     </w:p>
     <w:p>
